--- a/GUI/ReleaseNotes/ReleaseNotes.docx
+++ b/GUI/ReleaseNotes/ReleaseNotes.docx
@@ -1,6 +1,6 @@
 
 <file path=word/document.xml><?xml version="1.0" encoding="utf-8"?>
-<w:document xmlns:wpc="http://schemas.microsoft.com/office/word/2010/wordprocessingCanvas" xmlns:mc="http://schemas.openxmlformats.org/markup-compatibility/2006" xmlns:o="urn:schemas-microsoft-com:office:office" xmlns:r="http://schemas.openxmlformats.org/officeDocument/2006/relationships" xmlns:m="http://schemas.openxmlformats.org/officeDocument/2006/math" xmlns:v="urn:schemas-microsoft-com:vml" xmlns:wp14="http://schemas.microsoft.com/office/word/2010/wordprocessingDrawing" xmlns:wp="http://schemas.openxmlformats.org/drawingml/2006/wordprocessingDrawing" xmlns:w10="urn:schemas-microsoft-com:office:word" xmlns:w="http://schemas.openxmlformats.org/wordprocessingml/2006/main" xmlns:w14="http://schemas.microsoft.com/office/word/2010/wordml" xmlns:w15="http://schemas.microsoft.com/office/word/2012/wordml" xmlns:wpg="http://schemas.microsoft.com/office/word/2010/wordprocessingGroup" xmlns:wpi="http://schemas.microsoft.com/office/word/2010/wordprocessingInk" xmlns:wne="http://schemas.microsoft.com/office/word/2006/wordml" xmlns:wps="http://schemas.microsoft.com/office/word/2010/wordprocessingShape" mc:Ignorable="w14 w15 wp14">
+<w:document xmlns:wpc="http://schemas.microsoft.com/office/word/2010/wordprocessingCanvas" xmlns:cx="http://schemas.microsoft.com/office/drawing/2014/chartex" xmlns:cx1="http://schemas.microsoft.com/office/drawing/2015/9/8/chartex" xmlns:cx2="http://schemas.microsoft.com/office/drawing/2015/10/21/chartex" xmlns:cx3="http://schemas.microsoft.com/office/drawing/2016/5/9/chartex" xmlns:cx4="http://schemas.microsoft.com/office/drawing/2016/5/10/chartex" xmlns:cx5="http://schemas.microsoft.com/office/drawing/2016/5/11/chartex" xmlns:cx6="http://schemas.microsoft.com/office/drawing/2016/5/12/chartex" xmlns:cx7="http://schemas.microsoft.com/office/drawing/2016/5/13/chartex" xmlns:cx8="http://schemas.microsoft.com/office/drawing/2016/5/14/chartex" xmlns:mc="http://schemas.openxmlformats.org/markup-compatibility/2006" xmlns:aink="http://schemas.microsoft.com/office/drawing/2016/ink" xmlns:am3d="http://schemas.microsoft.com/office/drawing/2017/model3d" xmlns:o="urn:schemas-microsoft-com:office:office" xmlns:oel="http://schemas.microsoft.com/office/2019/extlst" xmlns:r="http://schemas.openxmlformats.org/officeDocument/2006/relationships" xmlns:m="http://schemas.openxmlformats.org/officeDocument/2006/math" xmlns:v="urn:schemas-microsoft-com:vml" xmlns:wp14="http://schemas.microsoft.com/office/word/2010/wordprocessingDrawing" xmlns:wp="http://schemas.openxmlformats.org/drawingml/2006/wordprocessingDrawing" xmlns:w10="urn:schemas-microsoft-com:office:word" xmlns:w="http://schemas.openxmlformats.org/wordprocessingml/2006/main" xmlns:w14="http://schemas.microsoft.com/office/word/2010/wordml" xmlns:w15="http://schemas.microsoft.com/office/word/2012/wordml" xmlns:w16cex="http://schemas.microsoft.com/office/word/2018/wordml/cex" xmlns:w16cid="http://schemas.microsoft.com/office/word/2016/wordml/cid" xmlns:w16="http://schemas.microsoft.com/office/word/2018/wordml" xmlns:w16du="http://schemas.microsoft.com/office/word/2023/wordml/word16du" xmlns:w16sdtdh="http://schemas.microsoft.com/office/word/2020/wordml/sdtdatahash" xmlns:w16se="http://schemas.microsoft.com/office/word/2015/wordml/symex" xmlns:wpg="http://schemas.microsoft.com/office/word/2010/wordprocessingGroup" xmlns:wpi="http://schemas.microsoft.com/office/word/2010/wordprocessingInk" xmlns:wne="http://schemas.microsoft.com/office/word/2006/wordml" xmlns:wps="http://schemas.microsoft.com/office/word/2010/wordprocessingShape" mc:Ignorable="w14 w15 w16se w16cid w16 w16cex w16sdtdh w16du wp14">
   <w:body>
     <w:p>
       <w:pPr>
@@ -13,7 +13,7 @@
         <w:rPr>
           <w:sz w:val="36"/>
         </w:rPr>
-        <w:pict>
+        <w:pict w14:anchorId="33F3B541">
           <v:shapetype id="_x0000_t75" coordsize="21600,21600" o:spt="75" o:preferrelative="t" path="m@4@5l@4@11@9@11@9@5xe" filled="f" stroked="f">
             <v:stroke joinstyle="miter"/>
             <v:formulas>
@@ -151,6 +151,37 @@
           <w:lang w:val="en-US"/>
         </w:rPr>
         <w:t>Bazis</w:t>
+      </w:r>
+      <w:r>
+        <w:rPr>
+          <w:rStyle w:val="eop"/>
+          <w:rFonts w:asciiTheme="majorHAnsi" w:hAnsiTheme="majorHAnsi" w:cstheme="majorHAnsi"/>
+          <w:b/>
+          <w:color w:val="333333"/>
+          <w:sz w:val="36"/>
+        </w:rPr>
+        <w:t xml:space="preserve"> </w:t>
+      </w:r>
+      <w:r>
+        <w:rPr>
+          <w:rStyle w:val="eop"/>
+          <w:rFonts w:asciiTheme="majorHAnsi" w:hAnsiTheme="majorHAnsi" w:cstheme="majorHAnsi"/>
+          <w:b/>
+          <w:color w:val="333333"/>
+          <w:sz w:val="36"/>
+          <w:lang w:val="en-US"/>
+        </w:rPr>
+        <w:t>v</w:t>
+      </w:r>
+      <w:r>
+        <w:rPr>
+          <w:rStyle w:val="eop"/>
+          <w:rFonts w:asciiTheme="majorHAnsi" w:hAnsiTheme="majorHAnsi" w:cstheme="majorHAnsi"/>
+          <w:b/>
+          <w:color w:val="333333"/>
+          <w:sz w:val="36"/>
+        </w:rPr>
+        <w:t>4.3</w:t>
       </w:r>
       <w:r>
         <w:rPr>
@@ -1193,7 +1224,6 @@
         </w:rPr>
         <w:t xml:space="preserve"> (</w:t>
       </w:r>
-      <w:proofErr w:type="spellStart"/>
       <w:r>
         <w:rPr>
           <w:sz w:val="28"/>
@@ -1201,7 +1231,6 @@
         </w:rPr>
         <w:t>Ansys</w:t>
       </w:r>
-      <w:proofErr w:type="spellEnd"/>
       <w:r>
         <w:rPr>
           <w:sz w:val="28"/>
@@ -1493,7 +1522,35 @@
           <w:bCs w:val="0"/>
           <w:sz w:val="28"/>
         </w:rPr>
-        <w:t>Переработан базовый дизайн основных рабочих модулей. Переключение между модулями происходит по нажатию клавиши в верхнем углу главной формы.</w:t>
+        <w:t xml:space="preserve">Доработан сеточный генератор. Теперь есть возможность строить сетку по загруженной </w:t>
+      </w:r>
+      <w:r>
+        <w:rPr>
+          <w:rStyle w:val="ab"/>
+          <w:b w:val="0"/>
+          <w:bCs w:val="0"/>
+          <w:sz w:val="28"/>
+          <w:lang w:val="en-US"/>
+        </w:rPr>
+        <w:t>CAD</w:t>
+      </w:r>
+      <w:r>
+        <w:rPr>
+          <w:rStyle w:val="ab"/>
+          <w:b w:val="0"/>
+          <w:bCs w:val="0"/>
+          <w:sz w:val="28"/>
+        </w:rPr>
+        <w:t xml:space="preserve"> </w:t>
+      </w:r>
+      <w:r>
+        <w:rPr>
+          <w:rStyle w:val="ab"/>
+          <w:b w:val="0"/>
+          <w:bCs w:val="0"/>
+          <w:sz w:val="28"/>
+        </w:rPr>
+        <w:t>модели.</w:t>
       </w:r>
     </w:p>
     <w:p>
@@ -1505,6 +1562,31 @@
         </w:numPr>
         <w:spacing w:line="254" w:lineRule="auto"/>
         <w:rPr>
+          <w:rStyle w:val="ab"/>
+          <w:b w:val="0"/>
+          <w:bCs w:val="0"/>
+          <w:sz w:val="28"/>
+        </w:rPr>
+      </w:pPr>
+      <w:r>
+        <w:rPr>
+          <w:rStyle w:val="ab"/>
+          <w:b w:val="0"/>
+          <w:bCs w:val="0"/>
+          <w:sz w:val="28"/>
+        </w:rPr>
+        <w:t>Переработан базовый дизайн основных рабочих модулей. Переключение между модулями происходит по нажатию клавиши в верхнем углу главной формы.</w:t>
+      </w:r>
+    </w:p>
+    <w:p>
+      <w:pPr>
+        <w:pStyle w:val="a7"/>
+        <w:numPr>
+          <w:ilvl w:val="0"/>
+          <w:numId w:val="7"/>
+        </w:numPr>
+        <w:spacing w:line="254" w:lineRule="auto"/>
+        <w:rPr>
           <w:sz w:val="28"/>
         </w:rPr>
       </w:pPr>
@@ -1782,10 +1864,7 @@
         <w:t>Исправлены проблемы с визуализацией при скрытии части модели</w:t>
       </w:r>
     </w:p>
-    <w:p>
-      <w:bookmarkStart w:id="6" w:name="_GoBack"/>
-      <w:bookmarkEnd w:id="6"/>
-    </w:p>
+    <w:p/>
     <w:sectPr>
       <w:footerReference w:type="default" r:id="rId9"/>
       <w:footerReference w:type="first" r:id="rId10"/>
@@ -1800,7 +1879,7 @@
 </file>
 
 <file path=word/endnotes.xml><?xml version="1.0" encoding="utf-8"?>
-<w:endnotes xmlns:wpc="http://schemas.microsoft.com/office/word/2010/wordprocessingCanvas" xmlns:mc="http://schemas.openxmlformats.org/markup-compatibility/2006" xmlns:o="urn:schemas-microsoft-com:office:office" xmlns:r="http://schemas.openxmlformats.org/officeDocument/2006/relationships" xmlns:m="http://schemas.openxmlformats.org/officeDocument/2006/math" xmlns:v="urn:schemas-microsoft-com:vml" xmlns:wp14="http://schemas.microsoft.com/office/word/2010/wordprocessingDrawing" xmlns:wp="http://schemas.openxmlformats.org/drawingml/2006/wordprocessingDrawing" xmlns:w10="urn:schemas-microsoft-com:office:word" xmlns:w="http://schemas.openxmlformats.org/wordprocessingml/2006/main" xmlns:w14="http://schemas.microsoft.com/office/word/2010/wordml" xmlns:w15="http://schemas.microsoft.com/office/word/2012/wordml" xmlns:wpg="http://schemas.microsoft.com/office/word/2010/wordprocessingGroup" xmlns:wpi="http://schemas.microsoft.com/office/word/2010/wordprocessingInk" xmlns:wne="http://schemas.microsoft.com/office/word/2006/wordml" xmlns:wps="http://schemas.microsoft.com/office/word/2010/wordprocessingShape" mc:Ignorable="w14 w15 wp14">
+<w:endnotes xmlns:wpc="http://schemas.microsoft.com/office/word/2010/wordprocessingCanvas" xmlns:cx="http://schemas.microsoft.com/office/drawing/2014/chartex" xmlns:cx1="http://schemas.microsoft.com/office/drawing/2015/9/8/chartex" xmlns:cx2="http://schemas.microsoft.com/office/drawing/2015/10/21/chartex" xmlns:cx3="http://schemas.microsoft.com/office/drawing/2016/5/9/chartex" xmlns:cx4="http://schemas.microsoft.com/office/drawing/2016/5/10/chartex" xmlns:cx5="http://schemas.microsoft.com/office/drawing/2016/5/11/chartex" xmlns:cx6="http://schemas.microsoft.com/office/drawing/2016/5/12/chartex" xmlns:cx7="http://schemas.microsoft.com/office/drawing/2016/5/13/chartex" xmlns:cx8="http://schemas.microsoft.com/office/drawing/2016/5/14/chartex" xmlns:mc="http://schemas.openxmlformats.org/markup-compatibility/2006" xmlns:aink="http://schemas.microsoft.com/office/drawing/2016/ink" xmlns:am3d="http://schemas.microsoft.com/office/drawing/2017/model3d" xmlns:o="urn:schemas-microsoft-com:office:office" xmlns:oel="http://schemas.microsoft.com/office/2019/extlst" xmlns:r="http://schemas.openxmlformats.org/officeDocument/2006/relationships" xmlns:m="http://schemas.openxmlformats.org/officeDocument/2006/math" xmlns:v="urn:schemas-microsoft-com:vml" xmlns:wp14="http://schemas.microsoft.com/office/word/2010/wordprocessingDrawing" xmlns:wp="http://schemas.openxmlformats.org/drawingml/2006/wordprocessingDrawing" xmlns:w10="urn:schemas-microsoft-com:office:word" xmlns:w="http://schemas.openxmlformats.org/wordprocessingml/2006/main" xmlns:w14="http://schemas.microsoft.com/office/word/2010/wordml" xmlns:w15="http://schemas.microsoft.com/office/word/2012/wordml" xmlns:w16cex="http://schemas.microsoft.com/office/word/2018/wordml/cex" xmlns:w16cid="http://schemas.microsoft.com/office/word/2016/wordml/cid" xmlns:w16="http://schemas.microsoft.com/office/word/2018/wordml" xmlns:w16du="http://schemas.microsoft.com/office/word/2023/wordml/word16du" xmlns:w16sdtdh="http://schemas.microsoft.com/office/word/2020/wordml/sdtdatahash" xmlns:w16se="http://schemas.microsoft.com/office/word/2015/wordml/symex" xmlns:wpg="http://schemas.microsoft.com/office/word/2010/wordprocessingGroup" xmlns:wpi="http://schemas.microsoft.com/office/word/2010/wordprocessingInk" xmlns:wne="http://schemas.microsoft.com/office/word/2006/wordml" xmlns:wps="http://schemas.microsoft.com/office/word/2010/wordprocessingShape" mc:Ignorable="w14 w15 w16se w16cid w16 w16cex w16sdtdh w16du wp14">
   <w:endnote w:type="separator" w:id="-1">
     <w:p>
       <w:pPr>
@@ -1825,7 +1904,7 @@
 </file>
 
 <file path=word/footer1.xml><?xml version="1.0" encoding="utf-8"?>
-<w:ftr xmlns:wpc="http://schemas.microsoft.com/office/word/2010/wordprocessingCanvas" xmlns:mc="http://schemas.openxmlformats.org/markup-compatibility/2006" xmlns:o="urn:schemas-microsoft-com:office:office" xmlns:r="http://schemas.openxmlformats.org/officeDocument/2006/relationships" xmlns:m="http://schemas.openxmlformats.org/officeDocument/2006/math" xmlns:v="urn:schemas-microsoft-com:vml" xmlns:wp14="http://schemas.microsoft.com/office/word/2010/wordprocessingDrawing" xmlns:wp="http://schemas.openxmlformats.org/drawingml/2006/wordprocessingDrawing" xmlns:w10="urn:schemas-microsoft-com:office:word" xmlns:w="http://schemas.openxmlformats.org/wordprocessingml/2006/main" xmlns:w14="http://schemas.microsoft.com/office/word/2010/wordml" xmlns:w15="http://schemas.microsoft.com/office/word/2012/wordml" xmlns:wpg="http://schemas.microsoft.com/office/word/2010/wordprocessingGroup" xmlns:wpi="http://schemas.microsoft.com/office/word/2010/wordprocessingInk" xmlns:wne="http://schemas.microsoft.com/office/word/2006/wordml" xmlns:wps="http://schemas.microsoft.com/office/word/2010/wordprocessingShape" mc:Ignorable="w14 w15 wp14">
+<w:ftr xmlns:wpc="http://schemas.microsoft.com/office/word/2010/wordprocessingCanvas" xmlns:cx="http://schemas.microsoft.com/office/drawing/2014/chartex" xmlns:cx1="http://schemas.microsoft.com/office/drawing/2015/9/8/chartex" xmlns:cx2="http://schemas.microsoft.com/office/drawing/2015/10/21/chartex" xmlns:cx3="http://schemas.microsoft.com/office/drawing/2016/5/9/chartex" xmlns:cx4="http://schemas.microsoft.com/office/drawing/2016/5/10/chartex" xmlns:cx5="http://schemas.microsoft.com/office/drawing/2016/5/11/chartex" xmlns:cx6="http://schemas.microsoft.com/office/drawing/2016/5/12/chartex" xmlns:cx7="http://schemas.microsoft.com/office/drawing/2016/5/13/chartex" xmlns:cx8="http://schemas.microsoft.com/office/drawing/2016/5/14/chartex" xmlns:mc="http://schemas.openxmlformats.org/markup-compatibility/2006" xmlns:aink="http://schemas.microsoft.com/office/drawing/2016/ink" xmlns:am3d="http://schemas.microsoft.com/office/drawing/2017/model3d" xmlns:o="urn:schemas-microsoft-com:office:office" xmlns:oel="http://schemas.microsoft.com/office/2019/extlst" xmlns:r="http://schemas.openxmlformats.org/officeDocument/2006/relationships" xmlns:m="http://schemas.openxmlformats.org/officeDocument/2006/math" xmlns:v="urn:schemas-microsoft-com:vml" xmlns:wp14="http://schemas.microsoft.com/office/word/2010/wordprocessingDrawing" xmlns:wp="http://schemas.openxmlformats.org/drawingml/2006/wordprocessingDrawing" xmlns:w10="urn:schemas-microsoft-com:office:word" xmlns:w="http://schemas.openxmlformats.org/wordprocessingml/2006/main" xmlns:w14="http://schemas.microsoft.com/office/word/2010/wordml" xmlns:w15="http://schemas.microsoft.com/office/word/2012/wordml" xmlns:w16cex="http://schemas.microsoft.com/office/word/2018/wordml/cex" xmlns:w16cid="http://schemas.microsoft.com/office/word/2016/wordml/cid" xmlns:w16="http://schemas.microsoft.com/office/word/2018/wordml" xmlns:w16du="http://schemas.microsoft.com/office/word/2023/wordml/word16du" xmlns:w16sdtdh="http://schemas.microsoft.com/office/word/2020/wordml/sdtdatahash" xmlns:w16se="http://schemas.microsoft.com/office/word/2015/wordml/symex" xmlns:wpg="http://schemas.microsoft.com/office/word/2010/wordprocessingGroup" xmlns:wpi="http://schemas.microsoft.com/office/word/2010/wordprocessingInk" xmlns:wne="http://schemas.microsoft.com/office/word/2006/wordml" xmlns:wps="http://schemas.microsoft.com/office/word/2010/wordprocessingShape" mc:Ignorable="w14 w15 w16se w16cid w16 w16cex w16sdtdh w16du wp14">
   <w:sdt>
     <w:sdtPr>
       <w:id w:val="788706824"/>
@@ -1834,7 +1913,6 @@
         <w:docPartUnique/>
       </w:docPartObj>
     </w:sdtPr>
-    <w:sdtEndPr/>
     <w:sdtContent>
       <w:p>
         <w:pPr>
@@ -1847,7 +1925,7 @@
             <w:lang w:eastAsia="ru-RU"/>
           </w:rPr>
           <w:drawing>
-            <wp:anchor distT="0" distB="0" distL="114300" distR="114300" simplePos="0" relativeHeight="251658240" behindDoc="0" locked="0" layoutInCell="1" allowOverlap="1">
+            <wp:anchor distT="0" distB="0" distL="114300" distR="114300" simplePos="0" relativeHeight="251658240" behindDoc="0" locked="0" layoutInCell="1" allowOverlap="1" wp14:anchorId="1EF52014" wp14:editId="3CDC4F12">
               <wp:simplePos x="0" y="0"/>
               <wp:positionH relativeFrom="margin">
                 <wp:posOffset>-40005</wp:posOffset>
@@ -1928,7 +2006,7 @@
 </file>
 
 <file path=word/footer2.xml><?xml version="1.0" encoding="utf-8"?>
-<w:ftr xmlns:wpc="http://schemas.microsoft.com/office/word/2010/wordprocessingCanvas" xmlns:mc="http://schemas.openxmlformats.org/markup-compatibility/2006" xmlns:o="urn:schemas-microsoft-com:office:office" xmlns:r="http://schemas.openxmlformats.org/officeDocument/2006/relationships" xmlns:m="http://schemas.openxmlformats.org/officeDocument/2006/math" xmlns:v="urn:schemas-microsoft-com:vml" xmlns:wp14="http://schemas.microsoft.com/office/word/2010/wordprocessingDrawing" xmlns:wp="http://schemas.openxmlformats.org/drawingml/2006/wordprocessingDrawing" xmlns:w10="urn:schemas-microsoft-com:office:word" xmlns:w="http://schemas.openxmlformats.org/wordprocessingml/2006/main" xmlns:w14="http://schemas.microsoft.com/office/word/2010/wordml" xmlns:w15="http://schemas.microsoft.com/office/word/2012/wordml" xmlns:wpg="http://schemas.microsoft.com/office/word/2010/wordprocessingGroup" xmlns:wpi="http://schemas.microsoft.com/office/word/2010/wordprocessingInk" xmlns:wne="http://schemas.microsoft.com/office/word/2006/wordml" xmlns:wps="http://schemas.microsoft.com/office/word/2010/wordprocessingShape" mc:Ignorable="w14 w15 wp14">
+<w:ftr xmlns:wpc="http://schemas.microsoft.com/office/word/2010/wordprocessingCanvas" xmlns:cx="http://schemas.microsoft.com/office/drawing/2014/chartex" xmlns:cx1="http://schemas.microsoft.com/office/drawing/2015/9/8/chartex" xmlns:cx2="http://schemas.microsoft.com/office/drawing/2015/10/21/chartex" xmlns:cx3="http://schemas.microsoft.com/office/drawing/2016/5/9/chartex" xmlns:cx4="http://schemas.microsoft.com/office/drawing/2016/5/10/chartex" xmlns:cx5="http://schemas.microsoft.com/office/drawing/2016/5/11/chartex" xmlns:cx6="http://schemas.microsoft.com/office/drawing/2016/5/12/chartex" xmlns:cx7="http://schemas.microsoft.com/office/drawing/2016/5/13/chartex" xmlns:cx8="http://schemas.microsoft.com/office/drawing/2016/5/14/chartex" xmlns:mc="http://schemas.openxmlformats.org/markup-compatibility/2006" xmlns:aink="http://schemas.microsoft.com/office/drawing/2016/ink" xmlns:am3d="http://schemas.microsoft.com/office/drawing/2017/model3d" xmlns:o="urn:schemas-microsoft-com:office:office" xmlns:oel="http://schemas.microsoft.com/office/2019/extlst" xmlns:r="http://schemas.openxmlformats.org/officeDocument/2006/relationships" xmlns:m="http://schemas.openxmlformats.org/officeDocument/2006/math" xmlns:v="urn:schemas-microsoft-com:vml" xmlns:wp14="http://schemas.microsoft.com/office/word/2010/wordprocessingDrawing" xmlns:wp="http://schemas.openxmlformats.org/drawingml/2006/wordprocessingDrawing" xmlns:w10="urn:schemas-microsoft-com:office:word" xmlns:w="http://schemas.openxmlformats.org/wordprocessingml/2006/main" xmlns:w14="http://schemas.microsoft.com/office/word/2010/wordml" xmlns:w15="http://schemas.microsoft.com/office/word/2012/wordml" xmlns:w16cex="http://schemas.microsoft.com/office/word/2018/wordml/cex" xmlns:w16cid="http://schemas.microsoft.com/office/word/2016/wordml/cid" xmlns:w16="http://schemas.microsoft.com/office/word/2018/wordml" xmlns:w16du="http://schemas.microsoft.com/office/word/2023/wordml/word16du" xmlns:w16sdtdh="http://schemas.microsoft.com/office/word/2020/wordml/sdtdatahash" xmlns:w16se="http://schemas.microsoft.com/office/word/2015/wordml/symex" xmlns:wpg="http://schemas.microsoft.com/office/word/2010/wordprocessingGroup" xmlns:wpi="http://schemas.microsoft.com/office/word/2010/wordprocessingInk" xmlns:wne="http://schemas.microsoft.com/office/word/2006/wordml" xmlns:wps="http://schemas.microsoft.com/office/word/2010/wordprocessingShape" mc:Ignorable="w14 w15 w16se w16cid w16 w16cex w16sdtdh w16du wp14">
   <w:p>
     <w:pPr>
       <w:pStyle w:val="a5"/>
@@ -1942,7 +2020,7 @@
 </file>
 
 <file path=word/footnotes.xml><?xml version="1.0" encoding="utf-8"?>
-<w:footnotes xmlns:wpc="http://schemas.microsoft.com/office/word/2010/wordprocessingCanvas" xmlns:mc="http://schemas.openxmlformats.org/markup-compatibility/2006" xmlns:o="urn:schemas-microsoft-com:office:office" xmlns:r="http://schemas.openxmlformats.org/officeDocument/2006/relationships" xmlns:m="http://schemas.openxmlformats.org/officeDocument/2006/math" xmlns:v="urn:schemas-microsoft-com:vml" xmlns:wp14="http://schemas.microsoft.com/office/word/2010/wordprocessingDrawing" xmlns:wp="http://schemas.openxmlformats.org/drawingml/2006/wordprocessingDrawing" xmlns:w10="urn:schemas-microsoft-com:office:word" xmlns:w="http://schemas.openxmlformats.org/wordprocessingml/2006/main" xmlns:w14="http://schemas.microsoft.com/office/word/2010/wordml" xmlns:w15="http://schemas.microsoft.com/office/word/2012/wordml" xmlns:wpg="http://schemas.microsoft.com/office/word/2010/wordprocessingGroup" xmlns:wpi="http://schemas.microsoft.com/office/word/2010/wordprocessingInk" xmlns:wne="http://schemas.microsoft.com/office/word/2006/wordml" xmlns:wps="http://schemas.microsoft.com/office/word/2010/wordprocessingShape" mc:Ignorable="w14 w15 wp14">
+<w:footnotes xmlns:wpc="http://schemas.microsoft.com/office/word/2010/wordprocessingCanvas" xmlns:cx="http://schemas.microsoft.com/office/drawing/2014/chartex" xmlns:cx1="http://schemas.microsoft.com/office/drawing/2015/9/8/chartex" xmlns:cx2="http://schemas.microsoft.com/office/drawing/2015/10/21/chartex" xmlns:cx3="http://schemas.microsoft.com/office/drawing/2016/5/9/chartex" xmlns:cx4="http://schemas.microsoft.com/office/drawing/2016/5/10/chartex" xmlns:cx5="http://schemas.microsoft.com/office/drawing/2016/5/11/chartex" xmlns:cx6="http://schemas.microsoft.com/office/drawing/2016/5/12/chartex" xmlns:cx7="http://schemas.microsoft.com/office/drawing/2016/5/13/chartex" xmlns:cx8="http://schemas.microsoft.com/office/drawing/2016/5/14/chartex" xmlns:mc="http://schemas.openxmlformats.org/markup-compatibility/2006" xmlns:aink="http://schemas.microsoft.com/office/drawing/2016/ink" xmlns:am3d="http://schemas.microsoft.com/office/drawing/2017/model3d" xmlns:o="urn:schemas-microsoft-com:office:office" xmlns:oel="http://schemas.microsoft.com/office/2019/extlst" xmlns:r="http://schemas.openxmlformats.org/officeDocument/2006/relationships" xmlns:m="http://schemas.openxmlformats.org/officeDocument/2006/math" xmlns:v="urn:schemas-microsoft-com:vml" xmlns:wp14="http://schemas.microsoft.com/office/word/2010/wordprocessingDrawing" xmlns:wp="http://schemas.openxmlformats.org/drawingml/2006/wordprocessingDrawing" xmlns:w10="urn:schemas-microsoft-com:office:word" xmlns:w="http://schemas.openxmlformats.org/wordprocessingml/2006/main" xmlns:w14="http://schemas.microsoft.com/office/word/2010/wordml" xmlns:w15="http://schemas.microsoft.com/office/word/2012/wordml" xmlns:w16cex="http://schemas.microsoft.com/office/word/2018/wordml/cex" xmlns:w16cid="http://schemas.microsoft.com/office/word/2016/wordml/cid" xmlns:w16="http://schemas.microsoft.com/office/word/2018/wordml" xmlns:w16du="http://schemas.microsoft.com/office/word/2023/wordml/word16du" xmlns:w16sdtdh="http://schemas.microsoft.com/office/word/2020/wordml/sdtdatahash" xmlns:w16se="http://schemas.microsoft.com/office/word/2015/wordml/symex" xmlns:wpg="http://schemas.microsoft.com/office/word/2010/wordprocessingGroup" xmlns:wpi="http://schemas.microsoft.com/office/word/2010/wordprocessingInk" xmlns:wne="http://schemas.microsoft.com/office/word/2006/wordml" xmlns:wps="http://schemas.microsoft.com/office/word/2010/wordprocessingShape" mc:Ignorable="w14 w15 w16se w16cid w16 w16cex w16sdtdh w16du wp14">
   <w:footnote w:type="separator" w:id="-1">
     <w:p>
       <w:pPr>
@@ -1967,7 +2045,7 @@
 </file>
 
 <file path=word/numbering.xml><?xml version="1.0" encoding="utf-8"?>
-<w:numbering xmlns:wpc="http://schemas.microsoft.com/office/word/2010/wordprocessingCanvas" xmlns:mc="http://schemas.openxmlformats.org/markup-compatibility/2006" xmlns:o="urn:schemas-microsoft-com:office:office" xmlns:r="http://schemas.openxmlformats.org/officeDocument/2006/relationships" xmlns:m="http://schemas.openxmlformats.org/officeDocument/2006/math" xmlns:v="urn:schemas-microsoft-com:vml" xmlns:wp14="http://schemas.microsoft.com/office/word/2010/wordprocessingDrawing" xmlns:wp="http://schemas.openxmlformats.org/drawingml/2006/wordprocessingDrawing" xmlns:w10="urn:schemas-microsoft-com:office:word" xmlns:w="http://schemas.openxmlformats.org/wordprocessingml/2006/main" xmlns:w14="http://schemas.microsoft.com/office/word/2010/wordml" xmlns:w15="http://schemas.microsoft.com/office/word/2012/wordml" xmlns:wpg="http://schemas.microsoft.com/office/word/2010/wordprocessingGroup" xmlns:wpi="http://schemas.microsoft.com/office/word/2010/wordprocessingInk" xmlns:wne="http://schemas.microsoft.com/office/word/2006/wordml" xmlns:wps="http://schemas.microsoft.com/office/word/2010/wordprocessingShape" mc:Ignorable="w14 w15 wp14">
+<w:numbering xmlns:wpc="http://schemas.microsoft.com/office/word/2010/wordprocessingCanvas" xmlns:cx="http://schemas.microsoft.com/office/drawing/2014/chartex" xmlns:cx1="http://schemas.microsoft.com/office/drawing/2015/9/8/chartex" xmlns:cx2="http://schemas.microsoft.com/office/drawing/2015/10/21/chartex" xmlns:cx3="http://schemas.microsoft.com/office/drawing/2016/5/9/chartex" xmlns:cx4="http://schemas.microsoft.com/office/drawing/2016/5/10/chartex" xmlns:cx5="http://schemas.microsoft.com/office/drawing/2016/5/11/chartex" xmlns:cx6="http://schemas.microsoft.com/office/drawing/2016/5/12/chartex" xmlns:cx7="http://schemas.microsoft.com/office/drawing/2016/5/13/chartex" xmlns:cx8="http://schemas.microsoft.com/office/drawing/2016/5/14/chartex" xmlns:mc="http://schemas.openxmlformats.org/markup-compatibility/2006" xmlns:aink="http://schemas.microsoft.com/office/drawing/2016/ink" xmlns:am3d="http://schemas.microsoft.com/office/drawing/2017/model3d" xmlns:o="urn:schemas-microsoft-com:office:office" xmlns:oel="http://schemas.microsoft.com/office/2019/extlst" xmlns:r="http://schemas.openxmlformats.org/officeDocument/2006/relationships" xmlns:m="http://schemas.openxmlformats.org/officeDocument/2006/math" xmlns:v="urn:schemas-microsoft-com:vml" xmlns:wp14="http://schemas.microsoft.com/office/word/2010/wordprocessingDrawing" xmlns:wp="http://schemas.openxmlformats.org/drawingml/2006/wordprocessingDrawing" xmlns:w10="urn:schemas-microsoft-com:office:word" xmlns:w="http://schemas.openxmlformats.org/wordprocessingml/2006/main" xmlns:w14="http://schemas.microsoft.com/office/word/2010/wordml" xmlns:w15="http://schemas.microsoft.com/office/word/2012/wordml" xmlns:w16cex="http://schemas.microsoft.com/office/word/2018/wordml/cex" xmlns:w16cid="http://schemas.microsoft.com/office/word/2016/wordml/cid" xmlns:w16="http://schemas.microsoft.com/office/word/2018/wordml" xmlns:w16du="http://schemas.microsoft.com/office/word/2023/wordml/word16du" xmlns:w16sdtdh="http://schemas.microsoft.com/office/word/2020/wordml/sdtdatahash" xmlns:w16se="http://schemas.microsoft.com/office/word/2015/wordml/symex" xmlns:wpg="http://schemas.microsoft.com/office/word/2010/wordprocessingGroup" xmlns:wpi="http://schemas.microsoft.com/office/word/2010/wordprocessingInk" xmlns:wne="http://schemas.microsoft.com/office/word/2006/wordml" xmlns:wps="http://schemas.microsoft.com/office/word/2010/wordprocessingShape" mc:Ignorable="w14 w15 w16se w16cid w16 w16cex w16sdtdh w16du wp14">
   <w:abstractNum w:abstractNumId="0" w15:restartNumberingAfterBreak="0">
     <w:nsid w:val="111048C8"/>
     <w:multiLevelType w:val="hybridMultilevel"/>
@@ -3163,44 +3241,44 @@
       </w:rPr>
     </w:lvl>
   </w:abstractNum>
-  <w:num w:numId="1">
+  <w:num w:numId="1" w16cid:durableId="2086683096">
     <w:abstractNumId w:val="7"/>
   </w:num>
-  <w:num w:numId="2">
+  <w:num w:numId="2" w16cid:durableId="867186585">
     <w:abstractNumId w:val="4"/>
   </w:num>
-  <w:num w:numId="3">
+  <w:num w:numId="3" w16cid:durableId="442967124">
     <w:abstractNumId w:val="1"/>
   </w:num>
-  <w:num w:numId="4">
+  <w:num w:numId="4" w16cid:durableId="878661307">
     <w:abstractNumId w:val="3"/>
   </w:num>
-  <w:num w:numId="5">
+  <w:num w:numId="5" w16cid:durableId="1553540586">
     <w:abstractNumId w:val="0"/>
   </w:num>
-  <w:num w:numId="6">
+  <w:num w:numId="6" w16cid:durableId="351035217">
     <w:abstractNumId w:val="10"/>
   </w:num>
-  <w:num w:numId="7">
+  <w:num w:numId="7" w16cid:durableId="208760991">
     <w:abstractNumId w:val="6"/>
   </w:num>
-  <w:num w:numId="8">
+  <w:num w:numId="8" w16cid:durableId="394206214">
     <w:abstractNumId w:val="9"/>
   </w:num>
-  <w:num w:numId="9">
+  <w:num w:numId="9" w16cid:durableId="1230773605">
     <w:abstractNumId w:val="8"/>
   </w:num>
-  <w:num w:numId="10">
+  <w:num w:numId="10" w16cid:durableId="40830125">
     <w:abstractNumId w:val="5"/>
   </w:num>
-  <w:num w:numId="11">
+  <w:num w:numId="11" w16cid:durableId="1334140853">
     <w:abstractNumId w:val="2"/>
   </w:num>
 </w:numbering>
 </file>
 
 <file path=word/styles.xml><?xml version="1.0" encoding="utf-8"?>
-<w:styles xmlns:mc="http://schemas.openxmlformats.org/markup-compatibility/2006" xmlns:r="http://schemas.openxmlformats.org/officeDocument/2006/relationships" xmlns:w="http://schemas.openxmlformats.org/wordprocessingml/2006/main" xmlns:w14="http://schemas.microsoft.com/office/word/2010/wordml" xmlns:w15="http://schemas.microsoft.com/office/word/2012/wordml" mc:Ignorable="w14 w15">
+<w:styles xmlns:mc="http://schemas.openxmlformats.org/markup-compatibility/2006" xmlns:r="http://schemas.openxmlformats.org/officeDocument/2006/relationships" xmlns:w="http://schemas.openxmlformats.org/wordprocessingml/2006/main" xmlns:w14="http://schemas.microsoft.com/office/word/2010/wordml" xmlns:w15="http://schemas.microsoft.com/office/word/2012/wordml" xmlns:w16cex="http://schemas.microsoft.com/office/word/2018/wordml/cex" xmlns:w16cid="http://schemas.microsoft.com/office/word/2016/wordml/cid" xmlns:w16="http://schemas.microsoft.com/office/word/2018/wordml" xmlns:w16du="http://schemas.microsoft.com/office/word/2023/wordml/word16du" xmlns:w16sdtdh="http://schemas.microsoft.com/office/word/2020/wordml/sdtdatahash" xmlns:w16se="http://schemas.microsoft.com/office/word/2015/wordml/symex" mc:Ignorable="w14 w15 w16se w16cid w16 w16cex w16sdtdh w16du">
   <w:docDefaults>
     <w:rPrDefault>
       <w:rPr>
@@ -3216,7 +3294,7 @@
       </w:pPr>
     </w:pPrDefault>
   </w:docDefaults>
-  <w:latentStyles w:defLockedState="0" w:defUIPriority="99" w:defSemiHidden="0" w:defUnhideWhenUsed="0" w:defQFormat="0" w:count="371">
+  <w:latentStyles w:defLockedState="0" w:defUIPriority="99" w:defSemiHidden="0" w:defUnhideWhenUsed="0" w:defQFormat="0" w:count="376">
     <w:lsdException w:name="Normal" w:uiPriority="0" w:qFormat="1"/>
     <w:lsdException w:name="heading 1" w:uiPriority="9" w:qFormat="1"/>
     <w:lsdException w:name="heading 2" w:semiHidden="1" w:uiPriority="9" w:unhideWhenUsed="1" w:qFormat="1"/>
@@ -3588,6 +3666,11 @@
     <w:lsdException w:name="List Table 5 Dark Accent 6" w:uiPriority="50"/>
     <w:lsdException w:name="List Table 6 Colorful Accent 6" w:uiPriority="51"/>
     <w:lsdException w:name="List Table 7 Colorful Accent 6" w:uiPriority="52"/>
+    <w:lsdException w:name="Mention" w:semiHidden="1" w:unhideWhenUsed="1"/>
+    <w:lsdException w:name="Smart Hyperlink" w:semiHidden="1" w:unhideWhenUsed="1"/>
+    <w:lsdException w:name="Hashtag" w:semiHidden="1" w:unhideWhenUsed="1"/>
+    <w:lsdException w:name="Unresolved Mention" w:semiHidden="1" w:unhideWhenUsed="1"/>
+    <w:lsdException w:name="Smart Link" w:semiHidden="1" w:unhideWhenUsed="1"/>
   </w:latentStyles>
   <w:style w:type="paragraph" w:default="1" w:styleId="a">
     <w:name w:val="Normal"/>
